--- a/docs/docx_pptx/AeroPulse-NG_Technical_Reference.docx
+++ b/docs/docx_pptx/AeroPulse-NG_Technical_Reference.docx
@@ -151,7 +151,7 @@
                 <w:color w:val="1E2630"/>
                 <w:sz w:val="17"/>
               </w:rPr>
-              <w:t>EKF</w:t>
+              <w:t>Kalman filter (CV)</w:t>
             </w:r>
           </w:p>
         </w:tc>
